--- a/Ass7/60_Assignment-7_DL.docx
+++ b/Ass7/60_Assignment-7_DL.docx
@@ -8,21 +8,142 @@
       </w:pPr>
       <w:r>
         <w:rPr>
+          <w:rFonts w:ascii="Arial" w:hAnsi="Arial"/>
+          <w:i/>
+          <w:sz w:val="24"/>
+        </w:rPr>
+        <w:t>BRACT's</w:t>
+      </w:r>
+    </w:p>
+    <w:p>
+      <w:pPr>
+        <w:jc w:val="center"/>
+      </w:pPr>
+      <w:r>
+        <w:rPr>
+          <w:rFonts w:ascii="Arial" w:hAnsi="Arial"/>
           <w:b/>
-          <w:sz w:val="32"/>
+          <w:sz w:val="28"/>
+          <w:u w:val="single"/>
         </w:rPr>
         <w:t>Vishwakarma Institute of Technology, Pune</w:t>
-        <w:br/>
+      </w:r>
+    </w:p>
+    <w:p>
+      <w:pPr>
+        <w:jc w:val="center"/>
+      </w:pPr>
+      <w:r>
+        <w:rPr>
+          <w:rFonts w:ascii="Arial" w:hAnsi="Arial"/>
+          <w:b/>
+          <w:sz w:val="24"/>
+          <w:u w:val="single"/>
+        </w:rPr>
+        <w:t>Practical Implementation Sheet</w:t>
+      </w:r>
+    </w:p>
+    <w:p/>
+    <w:p>
+      <w:pPr>
+        <w:jc w:val="center"/>
+      </w:pPr>
+      <w:r>
+        <w:rPr>
+          <w:u w:val="single"/>
+        </w:rPr>
+        <w:t xml:space="preserve">Department: </w:t>
+      </w:r>
+      <w:r>
+        <w:t xml:space="preserve">CSE-AI        </w:t>
       </w:r>
       <w:r>
         <w:rPr>
+          <w:u w:val="single"/>
+        </w:rPr>
+        <w:t>Semester: 5</w:t>
+      </w:r>
+      <w:r>
+        <w:t xml:space="preserve">        </w:t>
+      </w:r>
+      <w:r>
+        <w:rPr>
+          <w:u w:val="single"/>
+        </w:rPr>
+        <w:t>Academic Year: 2026-27</w:t>
+      </w:r>
+    </w:p>
+    <w:p>
+      <w:pPr>
+        <w:jc w:val="center"/>
+      </w:pPr>
+      <w:r>
+        <w:rPr>
+          <w:u w:val="single"/>
+        </w:rPr>
+        <w:t xml:space="preserve">Division: </w:t>
+      </w:r>
+      <w:r>
+        <w:t xml:space="preserve">E        </w:t>
+      </w:r>
+      <w:r>
+        <w:rPr>
+          <w:u w:val="single"/>
+        </w:rPr>
+        <w:t>Batch: 3</w:t>
+      </w:r>
+      <w:r>
+        <w:t xml:space="preserve">        </w:t>
+      </w:r>
+      <w:r>
+        <w:rPr>
+          <w:u w:val="single"/>
+        </w:rPr>
+        <w:t>Practical No: 7</w:t>
+      </w:r>
+    </w:p>
+    <w:p>
+      <w:pPr>
+        <w:jc w:val="center"/>
+      </w:pPr>
+      <w:r>
+        <w:rPr>
+          <w:u w:val="single"/>
+        </w:rPr>
+        <w:t xml:space="preserve">Roll no: </w:t>
+      </w:r>
+      <w:r>
+        <w:t xml:space="preserve">60        </w:t>
+      </w:r>
+      <w:r>
+        <w:rPr>
+          <w:u w:val="single"/>
+        </w:rPr>
+        <w:t>PRN No: 12414029</w:t>
+      </w:r>
+      <w:r>
+        <w:t xml:space="preserve">        </w:t>
+      </w:r>
+      <w:r>
+        <w:rPr>
+          <w:u w:val="single"/>
+        </w:rPr>
+        <w:t>Name of Student: Shaikh Hunain</w:t>
+      </w:r>
+    </w:p>
+    <w:p/>
+    <w:p>
+      <w:pPr>
+        <w:jc w:val="center"/>
+      </w:pPr>
+      <w:r>
+        <w:rPr>
+          <w:rFonts w:ascii="Arial" w:hAnsi="Arial"/>
           <w:b/>
-          <w:sz w:val="26"/>
+          <w:sz w:val="24"/>
+          <w:u w:val="single"/>
         </w:rPr>
-        <w:t>Department of Computer Engineering (Artificial Intelligence)</w:t>
-        <w:br/>
-        <w:t>CI3201: Deep Learning - Lab Assignment 7</w:t>
-        <w:br/>
+        <w:t>Subject Name : Deep Learning</w:t>
       </w:r>
     </w:p>
     <w:p>
@@ -53,13 +174,11 @@
     </w:p>
     <w:p>
       <w:r>
-        <w:t>1. Understand the paradigm of Transfer Learning and why fine-tuning pre-trained weights is highly efficient.</w:t>
+        <w:t>1. Understand Transfer Learning.</w:t>
         <w:br/>
-        <w:t>2. Implement image preprocessing (resizing and normalization) expected by ImageNet-trained models.</w:t>
+        <w:t>2. Freeze convolutional feature extractors.</w:t>
         <w:br/>
-        <w:t>3. Freeze feature extraction layers and replace/retrain the fully-connected classification heads.</w:t>
-        <w:br/>
-        <w:t>4. Benchmark performance and accuracy across 4 state-of-the-art CNN architectures.</w:t>
+        <w:t>3. Fine-tune fully connected heads.</w:t>
       </w:r>
     </w:p>
     <w:p>
@@ -67,18 +186,18 @@
         <w:pStyle w:val="Heading2"/>
       </w:pPr>
       <w:r>
-        <w:t>3. Architectures Overview</w:t>
+        <w:t>3. Methodology &amp; Algorithm</w:t>
       </w:r>
     </w:p>
     <w:p>
       <w:r>
-        <w:t>- AlexNet: Early deep CNN that sparked the deep learning revolution. Very large filters and fewer layers.</w:t>
+        <w:t>1. Load standard ImageNet weights for 4 architectures.</w:t>
         <w:br/>
-        <w:t>- VGG16: Highly uniform architecture replacing large filters with sequential 3x3 filters. Computationally heavy.</w:t>
+        <w:t>2. Freeze early parameters.</w:t>
         <w:br/>
-        <w:t>- ResNet50: Introduced Skip Connections (Residual Blocks) to solve the vanishing gradient problem, allowing deep scaling.</w:t>
+        <w:t>3. Replace classification heads to match CIFAR-10 classes.</w:t>
         <w:br/>
-        <w:t>- EfficientNetB0: Uses compound scaling (balancing depth, width, and resolution) to achieve high accuracy with significantly fewer parameters.</w:t>
+        <w:t>4. Train and benchmark accuracy.</w:t>
       </w:r>
     </w:p>
     <w:p>
@@ -86,22 +205,12 @@
         <w:pStyle w:val="Heading2"/>
       </w:pPr>
       <w:r>
-        <w:t>4. Algorithm</w:t>
+        <w:t>4. Conclusion</w:t>
       </w:r>
     </w:p>
     <w:p>
       <w:r>
-        <w:t>1. Load Dataset (CIFAR-10) and apply Resize(64x64) and standard ImageNet normalization.</w:t>
-        <w:br/>
-        <w:t>2. Load Pre-trained weights (IMAGENET1K_V1) for each model using torchvision.models.</w:t>
-        <w:br/>
-        <w:t>3. Freeze parameters in convolutional feature extractors (`requires_grad = False`).</w:t>
-        <w:br/>
-        <w:t>4. Overwrite the final classification dense layer to match the dataset's num_classes (10).</w:t>
-        <w:br/>
-        <w:t>5. Train the new head using Adam optimizer and CrossEntropyLoss.</w:t>
-        <w:br/>
-        <w:t>6. Record accuracy and plot the comparative curves.</w:t>
+        <w:t>Transfer Learning drastically reduces training time while maintaining high accuracy, as the models reuse complex visual features already learned from millions of ImageNet samples.</w:t>
       </w:r>
     </w:p>
     <w:p>
@@ -109,16 +218,54 @@
         <w:pStyle w:val="Heading2"/>
       </w:pPr>
       <w:r>
-        <w:t>5. Conclusion</w:t>
+        <w:t>5. Plots &amp; Visualizations</w:t>
       </w:r>
     </w:p>
     <w:p>
+      <w:pPr>
+        <w:jc w:val="center"/>
+      </w:pPr>
       <w:r>
-        <w:t>1. Transfer Learning successfully adapts ImageNet feature extractors to new domains with minimal training epochs.</w:t>
-        <w:br/>
-        <w:t>2. ResNet50 and EfficientNet typically achieve the highest accuracy while maintaining stable training loss.</w:t>
-        <w:br/>
-        <w:t>3. Freezing early layers vastly reduces training time and computing resources compared to training from scratch.</w:t>
+        <w:drawing>
+          <wp:inline xmlns:a="http://schemas.openxmlformats.org/drawingml/2006/main" xmlns:pic="http://schemas.openxmlformats.org/drawingml/2006/picture">
+            <wp:extent cx="4572000" cy="2743200"/>
+            <wp:docPr id="1" name="Picture 1"/>
+            <wp:cNvGraphicFramePr>
+              <a:graphicFrameLocks noChangeAspect="1"/>
+            </wp:cNvGraphicFramePr>
+            <a:graphic>
+              <a:graphicData uri="http://schemas.openxmlformats.org/drawingml/2006/picture">
+                <pic:pic>
+                  <pic:nvPicPr>
+                    <pic:cNvPr id="0" name="transfer_learning_comparison.png"/>
+                    <pic:cNvPicPr/>
+                  </pic:nvPicPr>
+                  <pic:blipFill>
+                    <a:blip r:embed="rId9"/>
+                    <a:stretch>
+                      <a:fillRect/>
+                    </a:stretch>
+                  </pic:blipFill>
+                  <pic:spPr>
+                    <a:xfrm>
+                      <a:off x="0" y="0"/>
+                      <a:ext cx="4572000" cy="2743200"/>
+                    </a:xfrm>
+                    <a:prstGeom prst="rect"/>
+                  </pic:spPr>
+                </pic:pic>
+              </a:graphicData>
+            </a:graphic>
+          </wp:inline>
+        </w:drawing>
+      </w:r>
+    </w:p>
+    <w:p>
+      <w:pPr>
+        <w:jc w:val="center"/>
+      </w:pPr>
+      <w:r>
+        <w:t>transfer_learning_comparison.png</w:t>
       </w:r>
     </w:p>
     <w:sectPr>
@@ -494,6 +641,10 @@
     <w:name w:val="Normal"/>
     <w:qFormat/>
     <w:rsid w:val="00FC693F"/>
+    <w:rPr>
+      <w:rFonts w:ascii="Arial" w:hAnsi="Arial"/>
+      <w:sz w:val="22"/>
+    </w:rPr>
   </w:style>
   <w:style w:type="paragraph" w:styleId="Header">
     <w:name w:val="header"/>

--- a/Ass7/60_Assignment-7_DL.docx
+++ b/Ass7/60_Assignment-7_DL.docx
@@ -146,11 +146,7 @@
         <w:t>Subject Name : Deep Learning</w:t>
       </w:r>
     </w:p>
-    <w:p>
-      <w:r>
-        <w:t>================================================================================</w:t>
-      </w:r>
-    </w:p>
+    <w:p/>
     <w:p>
       <w:pPr>
         <w:pStyle w:val="Heading2"/>

--- a/Ass7/60_Assignment-7_DL.docx
+++ b/Ass7/60_Assignment-7_DL.docx
@@ -9,6 +9,7 @@
       <w:r>
         <w:rPr>
           <w:rFonts w:ascii="Arial" w:hAnsi="Arial"/>
+          <w:b/>
           <w:i/>
           <w:sz w:val="24"/>
         </w:rPr>
@@ -43,7 +44,6 @@
         <w:t>Practical Implementation Sheet</w:t>
       </w:r>
     </w:p>
-    <w:p/>
     <w:p>
       <w:pPr>
         <w:jc w:val="center"/>
@@ -55,7 +55,7 @@
         <w:t xml:space="preserve">Department: </w:t>
       </w:r>
       <w:r>
-        <w:t xml:space="preserve">CSE-AI        </w:t>
+        <w:t xml:space="preserve"> CSE-AI        </w:t>
       </w:r>
       <w:r>
         <w:rPr>
@@ -64,7 +64,7 @@
         <w:t>Semester: 5</w:t>
       </w:r>
       <w:r>
-        <w:t xml:space="preserve">        </w:t>
+        <w:tab/>
       </w:r>
       <w:r>
         <w:rPr>
@@ -84,16 +84,18 @@
         <w:t xml:space="preserve">Division: </w:t>
       </w:r>
       <w:r>
-        <w:t xml:space="preserve">E        </w:t>
+        <w:t xml:space="preserve">  E </w:t>
+        <w:tab/>
       </w:r>
       <w:r>
         <w:rPr>
           <w:u w:val="single"/>
         </w:rPr>
-        <w:t>Batch: 3</w:t>
+        <w:t>Batch:  3</w:t>
       </w:r>
       <w:r>
-        <w:t xml:space="preserve">        </w:t>
+        <w:t xml:space="preserve">     </w:t>
+        <w:tab/>
       </w:r>
       <w:r>
         <w:rPr>
@@ -110,10 +112,10 @@
         <w:rPr>
           <w:u w:val="single"/>
         </w:rPr>
-        <w:t xml:space="preserve">Roll no: </w:t>
+        <w:t xml:space="preserve"> Roll no: </w:t>
       </w:r>
       <w:r>
-        <w:t xml:space="preserve">60        </w:t>
+        <w:t xml:space="preserve"> 60       </w:t>
       </w:r>
       <w:r>
         <w:rPr>
@@ -122,7 +124,7 @@
         <w:t>PRN No: 12414029</w:t>
       </w:r>
       <w:r>
-        <w:t xml:space="preserve">        </w:t>
+        <w:t xml:space="preserve"> </w:t>
       </w:r>
       <w:r>
         <w:rPr>
@@ -146,50 +148,70 @@
         <w:t>Subject Name : Deep Learning</w:t>
       </w:r>
     </w:p>
-    <w:p/>
     <w:p>
-      <w:pPr>
-        <w:pStyle w:val="Heading2"/>
-      </w:pPr>
       <w:r>
-        <w:t>1. Problem Statement</w:t>
+        <w:rPr>
+          <w:rFonts w:ascii="Arial" w:hAnsi="Arial"/>
+          <w:b/>
+        </w:rPr>
+        <w:t xml:space="preserve">Problem Statement: </w:t>
+      </w:r>
+      <w:r>
+        <w:rPr>
+          <w:rFonts w:ascii="Arial" w:hAnsi="Arial"/>
+        </w:rPr>
+        <w:t>Implement transfer learning using pre-trained AlexNet, VGG16, ResNet50, and EfficientNetB0 models for image classification, and compare their performance.</w:t>
       </w:r>
     </w:p>
     <w:p>
       <w:r>
-        <w:t>Implement transfer learning using pre-trained AlexNet, VGG16, ResNet50, and EfficientNetB0 models for image classification, and compare their performance.</w:t>
-      </w:r>
-    </w:p>
-    <w:p>
-      <w:pPr>
-        <w:pStyle w:val="Heading2"/>
-      </w:pPr>
-      <w:r>
-        <w:t>2. Objectives</w:t>
+        <w:rPr>
+          <w:rFonts w:ascii="Arial" w:hAnsi="Arial"/>
+          <w:b/>
+          <w:sz w:val="22"/>
+        </w:rPr>
+        <w:t>1. Course Objectives &amp; Relevance</w:t>
       </w:r>
     </w:p>
     <w:p>
       <w:r>
-        <w:t>1. Understand Transfer Learning.</w:t>
+        <w:t>1. Understand the Transfer Learning paradigm.</w:t>
         <w:br/>
-        <w:t>2. Freeze convolutional feature extractors.</w:t>
+        <w:t>2. Freeze deep convolutional feature extractors.</w:t>
         <w:br/>
-        <w:t>3. Fine-tune fully connected heads.</w:t>
-      </w:r>
-    </w:p>
-    <w:p>
-      <w:pPr>
-        <w:pStyle w:val="Heading2"/>
-      </w:pPr>
-      <w:r>
-        <w:t>3. Methodology &amp; Algorithm</w:t>
+        <w:t>3. Fine-tune fully connected classifier heads on custom datasets.</w:t>
       </w:r>
     </w:p>
     <w:p>
       <w:r>
-        <w:t>1. Load standard ImageNet weights for 4 architectures.</w:t>
+        <w:rPr>
+          <w:rFonts w:ascii="Arial" w:hAnsi="Arial"/>
+          <w:b/>
+          <w:sz w:val="22"/>
+        </w:rPr>
+        <w:t>2. Theoretical Foundations &amp; Mathematical Formulations</w:t>
+      </w:r>
+    </w:p>
+    <w:p>
+      <w:r>
+        <w:t>ImageNet-pretrained networks have already learned fundamental visual features (edges, curves, textures). By freezing these weights (requires_grad=False), we only train the final dense layer.</w:t>
+      </w:r>
+    </w:p>
+    <w:p>
+      <w:r>
+        <w:rPr>
+          <w:rFonts w:ascii="Arial" w:hAnsi="Arial"/>
+          <w:b/>
+          <w:sz w:val="22"/>
+        </w:rPr>
+        <w:t>3. Algorithm / Step-by-Step Execution Plan</w:t>
+      </w:r>
+    </w:p>
+    <w:p>
+      <w:r>
+        <w:t>1. Load standard ImageNet weights for the 4 architectures.</w:t>
         <w:br/>
-        <w:t>2. Freeze early parameters.</w:t>
+        <w:t>2. Freeze early parameters to prevent destruction of learned features.</w:t>
         <w:br/>
         <w:t>3. Replace classification heads to match CIFAR-10 classes.</w:t>
         <w:br/>
@@ -197,24 +219,13 @@
       </w:r>
     </w:p>
     <w:p>
-      <w:pPr>
-        <w:pStyle w:val="Heading2"/>
-      </w:pPr>
       <w:r>
-        <w:t>4. Conclusion</w:t>
-      </w:r>
-    </w:p>
-    <w:p>
-      <w:r>
-        <w:t>Transfer Learning drastically reduces training time while maintaining high accuracy, as the models reuse complex visual features already learned from millions of ImageNet samples.</w:t>
-      </w:r>
-    </w:p>
-    <w:p>
-      <w:pPr>
-        <w:pStyle w:val="Heading2"/>
-      </w:pPr>
-      <w:r>
-        <w:t>5. Plots &amp; Visualizations</w:t>
+        <w:rPr>
+          <w:rFonts w:ascii="Arial" w:hAnsi="Arial"/>
+          <w:b/>
+          <w:sz w:val="22"/>
+        </w:rPr>
+        <w:t>4. Model Architecture &amp; Visualizations</w:t>
       </w:r>
     </w:p>
     <w:p>
@@ -224,7 +235,7 @@
       <w:r>
         <w:drawing>
           <wp:inline xmlns:a="http://schemas.openxmlformats.org/drawingml/2006/main" xmlns:pic="http://schemas.openxmlformats.org/drawingml/2006/picture">
-            <wp:extent cx="4572000" cy="2743200"/>
+            <wp:extent cx="5029200" cy="3017520"/>
             <wp:docPr id="1" name="Picture 1"/>
             <wp:cNvGraphicFramePr>
               <a:graphicFrameLocks noChangeAspect="1"/>
@@ -245,7 +256,7 @@
                   <pic:spPr>
                     <a:xfrm>
                       <a:off x="0" y="0"/>
-                      <a:ext cx="4572000" cy="2743200"/>
+                      <a:ext cx="5029200" cy="3017520"/>
                     </a:xfrm>
                     <a:prstGeom prst="rect"/>
                   </pic:spPr>
@@ -262,6 +273,21 @@
       </w:pPr>
       <w:r>
         <w:t>transfer_learning_comparison.png</w:t>
+      </w:r>
+    </w:p>
+    <w:p>
+      <w:r>
+        <w:rPr>
+          <w:rFonts w:ascii="Arial" w:hAnsi="Arial"/>
+          <w:b/>
+          <w:sz w:val="22"/>
+        </w:rPr>
+        <w:t>5. Conclusions &amp; Summary</w:t>
+      </w:r>
+    </w:p>
+    <w:p>
+      <w:r>
+        <w:t>Transfer Learning drastically reduces training time while maintaining high accuracy, as the new models reuse complex visual features already learned from millions of ImageNet samples.</w:t>
       </w:r>
     </w:p>
     <w:sectPr>
